--- a/docs/mde_docs/ECE Integrated Design Studio Waiver.docx
+++ b/docs/mde_docs/ECE Integrated Design Studio Waiver.docx
@@ -1,6 +1,6 @@
 
 <file path=word/document.xml><?xml version="1.0" encoding="utf-8"?>
-<w:document xmlns:wpc="http://schemas.microsoft.com/office/word/2010/wordprocessingCanvas" xmlns:cx="http://schemas.microsoft.com/office/drawing/2014/chartex" xmlns:cx1="http://schemas.microsoft.com/office/drawing/2015/9/8/chartex" xmlns:cx2="http://schemas.microsoft.com/office/drawing/2015/10/21/chartex" xmlns:cx3="http://schemas.microsoft.com/office/drawing/2016/5/9/chartex" xmlns:cx4="http://schemas.microsoft.com/office/drawing/2016/5/10/chartex" xmlns:cx5="http://schemas.microsoft.com/office/drawing/2016/5/11/chartex" xmlns:cx6="http://schemas.microsoft.com/office/drawing/2016/5/12/chartex" xmlns:cx7="http://schemas.microsoft.com/office/drawing/2016/5/13/chartex" xmlns:cx8="http://schemas.microsoft.com/office/drawing/2016/5/14/chartex" xmlns:mc="http://schemas.openxmlformats.org/markup-compatibility/2006" xmlns:aink="http://schemas.microsoft.com/office/drawing/2016/ink" xmlns:am3d="http://schemas.microsoft.com/office/drawing/2017/model3d" xmlns:o="urn:schemas-microsoft-com:office:office" xmlns:r="http://schemas.openxmlformats.org/officeDocument/2006/relationships" xmlns:m="http://schemas.openxmlformats.org/officeDocument/2006/math" xmlns:v="urn:schemas-microsoft-com:vml" xmlns:wp14="http://schemas.microsoft.com/office/word/2010/wordprocessingDrawing" xmlns:wp="http://schemas.openxmlformats.org/drawingml/2006/wordprocessingDrawing" xmlns:w10="urn:schemas-microsoft-com:office:word" xmlns:w="http://schemas.openxmlformats.org/wordprocessingml/2006/main" xmlns:w14="http://schemas.microsoft.com/office/word/2010/wordml" xmlns:w15="http://schemas.microsoft.com/office/word/2012/wordml" xmlns:w16cid="http://schemas.microsoft.com/office/word/2016/wordml/cid" xmlns:w16se="http://schemas.microsoft.com/office/word/2015/wordml/symex" xmlns:wpg="http://schemas.microsoft.com/office/word/2010/wordprocessingGroup" xmlns:wpi="http://schemas.microsoft.com/office/word/2010/wordprocessingInk" xmlns:wne="http://schemas.microsoft.com/office/word/2006/wordml" xmlns:wps="http://schemas.microsoft.com/office/word/2010/wordprocessingShape" mc:Ignorable="w14 w15 w16se w16cid wp14">
+<w:document xmlns:wpc="http://schemas.microsoft.com/office/word/2010/wordprocessingCanvas" xmlns:cx="http://schemas.microsoft.com/office/drawing/2014/chartex" xmlns:cx1="http://schemas.microsoft.com/office/drawing/2015/9/8/chartex" xmlns:cx2="http://schemas.microsoft.com/office/drawing/2015/10/21/chartex" xmlns:cx3="http://schemas.microsoft.com/office/drawing/2016/5/9/chartex" xmlns:cx4="http://schemas.microsoft.com/office/drawing/2016/5/10/chartex" xmlns:cx5="http://schemas.microsoft.com/office/drawing/2016/5/11/chartex" xmlns:cx6="http://schemas.microsoft.com/office/drawing/2016/5/12/chartex" xmlns:cx7="http://schemas.microsoft.com/office/drawing/2016/5/13/chartex" xmlns:cx8="http://schemas.microsoft.com/office/drawing/2016/5/14/chartex" xmlns:mc="http://schemas.openxmlformats.org/markup-compatibility/2006" xmlns:aink="http://schemas.microsoft.com/office/drawing/2016/ink" xmlns:am3d="http://schemas.microsoft.com/office/drawing/2017/model3d" xmlns:o="urn:schemas-microsoft-com:office:office" xmlns:oel="http://schemas.microsoft.com/office/2019/extlst" xmlns:r="http://schemas.openxmlformats.org/officeDocument/2006/relationships" xmlns:m="http://schemas.openxmlformats.org/officeDocument/2006/math" xmlns:v="urn:schemas-microsoft-com:vml" xmlns:wp14="http://schemas.microsoft.com/office/word/2010/wordprocessingDrawing" xmlns:wp="http://schemas.openxmlformats.org/drawingml/2006/wordprocessingDrawing" xmlns:w10="urn:schemas-microsoft-com:office:word" xmlns:w="http://schemas.openxmlformats.org/wordprocessingml/2006/main" xmlns:w14="http://schemas.microsoft.com/office/word/2010/wordml" xmlns:w15="http://schemas.microsoft.com/office/word/2012/wordml" xmlns:w16cex="http://schemas.microsoft.com/office/word/2018/wordml/cex" xmlns:w16cid="http://schemas.microsoft.com/office/word/2016/wordml/cid" xmlns:w16="http://schemas.microsoft.com/office/word/2018/wordml" xmlns:w16du="http://schemas.microsoft.com/office/word/2023/wordml/word16du" xmlns:w16sdtdh="http://schemas.microsoft.com/office/word/2020/wordml/sdtdatahash" xmlns:w16sdtfl="http://schemas.microsoft.com/office/word/2024/wordml/sdtformatlock" xmlns:w16se="http://schemas.microsoft.com/office/word/2015/wordml/symex" xmlns:wpg="http://schemas.microsoft.com/office/word/2010/wordprocessingGroup" xmlns:wpi="http://schemas.microsoft.com/office/word/2010/wordprocessingInk" xmlns:wne="http://schemas.microsoft.com/office/word/2006/wordml" xmlns:wps="http://schemas.microsoft.com/office/word/2010/wordprocessingShape" mc:Ignorable="w14 w15 w16se w16cid w16 w16cex w16sdtdh w16sdtfl w16du wp14">
   <w:body>
     <w:p>
       <w:pPr>
@@ -118,10 +118,28 @@
           <w:szCs w:val="27"/>
           <w:shd w:val="clear" w:color="auto" w:fill="FFFFFF"/>
         </w:rPr>
-        <w:t>Virginia Polytechnic Institute and State University College of Engineering Students Projects Release, Waive, Indemnification and Project Participation Form</w:t>
-      </w:r>
-      <w:bookmarkStart w:id="0" w:name="_GoBack"/>
-      <w:bookmarkEnd w:id="0"/>
+        <w:t>Virginia Polytechnic Institute and State University College of Engineering Student Projects Release, Waive</w:t>
+      </w:r>
+      <w:r>
+        <w:rPr>
+          <w:rFonts w:ascii="Helvetica Neue" w:eastAsia="Times New Roman" w:hAnsi="Helvetica Neue" w:cs="Times New Roman"/>
+          <w:color w:val="43464D"/>
+          <w:sz w:val="27"/>
+          <w:szCs w:val="27"/>
+          <w:shd w:val="clear" w:color="auto" w:fill="FFFFFF"/>
+        </w:rPr>
+        <w:t>r</w:t>
+      </w:r>
+      <w:r>
+        <w:rPr>
+          <w:rFonts w:ascii="Helvetica Neue" w:eastAsia="Times New Roman" w:hAnsi="Helvetica Neue" w:cs="Times New Roman"/>
+          <w:color w:val="43464D"/>
+          <w:sz w:val="27"/>
+          <w:szCs w:val="27"/>
+          <w:shd w:val="clear" w:color="auto" w:fill="FFFFFF"/>
+        </w:rPr>
+        <w:t>, Indemnification and Project Participation Form</w:t>
+      </w:r>
       <w:r>
         <w:rPr>
           <w:rFonts w:ascii="Helvetica Neue" w:eastAsia="Times New Roman" w:hAnsi="Helvetica Neue" w:cs="Times New Roman"/>
@@ -176,80 +194,141 @@
           <w:szCs w:val="27"/>
           <w:shd w:val="clear" w:color="auto" w:fill="FFFFFF"/>
         </w:rPr>
-        <w:t>To release Virginia Polytechnic Institute and State University, its members, employees, agents, representatives, subsidiary corporations, and those governmental agencies and other organizations affiliated with this activity from any and all liability, loss damage, costs, claims, and/or causes of action, including but not limited to all bodily injuries and property damage arising out of participation in the activity, it being specifically understood that said activity includes working in all shop areas and in the indemnify the Virginia Polytechnic Institute and State University, its employees, members agents, hold them harmless for any liability, loss, damage, cost, claim, judgment, or settlement which may be brought or entered against them as a result of the undersigned person's participation and said activity.</w:t>
-      </w:r>
-      <w:r>
-        <w:rPr>
-          <w:rFonts w:ascii="Helvetica Neue" w:eastAsia="Times New Roman" w:hAnsi="Helvetica Neue" w:cs="Times New Roman"/>
-          <w:color w:val="43464D"/>
-          <w:sz w:val="27"/>
-          <w:szCs w:val="27"/>
-        </w:rPr>
-        <w:br/>
-      </w:r>
-      <w:r>
-        <w:rPr>
-          <w:rFonts w:ascii="Helvetica Neue" w:eastAsia="Times New Roman" w:hAnsi="Helvetica Neue" w:cs="Times New Roman"/>
-          <w:color w:val="43464D"/>
-          <w:sz w:val="27"/>
-          <w:szCs w:val="27"/>
-        </w:rPr>
-        <w:br/>
-      </w:r>
-      <w:r>
-        <w:rPr>
-          <w:rFonts w:ascii="Helvetica Neue" w:eastAsia="Times New Roman" w:hAnsi="Helvetica Neue" w:cs="Times New Roman"/>
-          <w:color w:val="43464D"/>
-          <w:sz w:val="27"/>
-          <w:szCs w:val="27"/>
-          <w:shd w:val="clear" w:color="auto" w:fill="FFFFFF"/>
-        </w:rPr>
-        <w:t>This waiver shall remain valid unless expressly revoked by the participant or parent of guardian of a minor. The revocation shall be in writing which shall be delivered to the provider and shall become effective thirty (30) days after delivery to the provider.</w:t>
-      </w:r>
-      <w:r>
-        <w:rPr>
-          <w:rFonts w:ascii="Helvetica Neue" w:eastAsia="Times New Roman" w:hAnsi="Helvetica Neue" w:cs="Times New Roman"/>
-          <w:color w:val="43464D"/>
-          <w:sz w:val="27"/>
-          <w:szCs w:val="27"/>
-        </w:rPr>
-        <w:br/>
-      </w:r>
-      <w:r>
-        <w:rPr>
-          <w:rFonts w:ascii="Helvetica Neue" w:eastAsia="Times New Roman" w:hAnsi="Helvetica Neue" w:cs="Times New Roman"/>
-          <w:color w:val="43464D"/>
-          <w:sz w:val="27"/>
-          <w:szCs w:val="27"/>
-        </w:rPr>
-        <w:br/>
-      </w:r>
-      <w:r>
-        <w:rPr>
-          <w:rFonts w:ascii="Helvetica Neue" w:eastAsia="Times New Roman" w:hAnsi="Helvetica Neue" w:cs="Times New Roman"/>
-          <w:color w:val="43464D"/>
-          <w:sz w:val="27"/>
-          <w:szCs w:val="27"/>
-          <w:shd w:val="clear" w:color="auto" w:fill="FFFFFF"/>
-        </w:rPr>
-        <w:t>In the case of school-,college-,and university-sponsored classes and program, waivers executive by a participant or parent or guardian of a participant shall apply to all project activities in which the participant is involved unless expressly revoked in writing.</w:t>
-      </w:r>
-      <w:r>
-        <w:rPr>
-          <w:rFonts w:ascii="Helvetica Neue" w:eastAsia="Times New Roman" w:hAnsi="Helvetica Neue" w:cs="Times New Roman"/>
-          <w:color w:val="43464D"/>
-          <w:sz w:val="27"/>
-          <w:szCs w:val="27"/>
-        </w:rPr>
-        <w:br/>
-      </w:r>
-      <w:r>
-        <w:rPr>
-          <w:rFonts w:ascii="Helvetica Neue" w:eastAsia="Times New Roman" w:hAnsi="Helvetica Neue" w:cs="Times New Roman"/>
-          <w:color w:val="43464D"/>
-          <w:sz w:val="27"/>
-          <w:szCs w:val="27"/>
-        </w:rPr>
+        <w:t>To release Virginia Polytechnic Institute and State University, its members, employees, agents, representatives, subsidiary corporations, and those governmental agencies and other organizations affiliated with this activity from any and all liability, loss</w:t>
+      </w:r>
+      <w:r>
+        <w:rPr>
+          <w:rFonts w:ascii="Helvetica Neue" w:eastAsia="Times New Roman" w:hAnsi="Helvetica Neue" w:cs="Times New Roman"/>
+          <w:color w:val="43464D"/>
+          <w:sz w:val="27"/>
+          <w:szCs w:val="27"/>
+          <w:shd w:val="clear" w:color="auto" w:fill="FFFFFF"/>
+        </w:rPr>
+        <w:t>,</w:t>
+      </w:r>
+      <w:r>
+        <w:rPr>
+          <w:rFonts w:ascii="Helvetica Neue" w:eastAsia="Times New Roman" w:hAnsi="Helvetica Neue" w:cs="Times New Roman"/>
+          <w:color w:val="43464D"/>
+          <w:sz w:val="27"/>
+          <w:szCs w:val="27"/>
+          <w:shd w:val="clear" w:color="auto" w:fill="FFFFFF"/>
+        </w:rPr>
+        <w:t xml:space="preserve"> damage, costs, claims, and/or causes of action, including but not limited to all bodily injuries and property damage arising out of participation in the activity, it being specifically understood that </w:t>
+      </w:r>
+      <w:r>
+        <w:rPr>
+          <w:rFonts w:ascii="Helvetica Neue" w:eastAsia="Times New Roman" w:hAnsi="Helvetica Neue" w:cs="Times New Roman"/>
+          <w:color w:val="43464D"/>
+          <w:sz w:val="27"/>
+          <w:szCs w:val="27"/>
+          <w:shd w:val="clear" w:color="auto" w:fill="FFFFFF"/>
+        </w:rPr>
+        <w:t>said activity includes working in all shop areas, and to indemnify Virginia Polytechnic Institute and State University, its employees, members, and agents, and hold them harmless for any liability, loss, damage, cost, claim, judgment, or settlement</w:t>
+      </w:r>
+      <w:r>
+        <w:rPr>
+          <w:rFonts w:ascii="Helvetica Neue" w:eastAsia="Times New Roman" w:hAnsi="Helvetica Neue" w:cs="Times New Roman"/>
+          <w:color w:val="43464D"/>
+          <w:sz w:val="27"/>
+          <w:szCs w:val="27"/>
+          <w:shd w:val="clear" w:color="auto" w:fill="FFFFFF"/>
+        </w:rPr>
+        <w:t xml:space="preserve"> which may be brought or entered against them as a result of the undersigned person's participation and said activity.</w:t>
+      </w:r>
+      <w:r>
+        <w:rPr>
+          <w:rFonts w:ascii="Helvetica Neue" w:eastAsia="Times New Roman" w:hAnsi="Helvetica Neue" w:cs="Times New Roman"/>
+          <w:color w:val="43464D"/>
+          <w:sz w:val="27"/>
+          <w:szCs w:val="27"/>
+        </w:rPr>
+        <w:br/>
+      </w:r>
+      <w:r>
+        <w:rPr>
+          <w:rFonts w:ascii="Helvetica Neue" w:eastAsia="Times New Roman" w:hAnsi="Helvetica Neue" w:cs="Times New Roman"/>
+          <w:color w:val="43464D"/>
+          <w:sz w:val="27"/>
+          <w:szCs w:val="27"/>
+        </w:rPr>
+        <w:br/>
+      </w:r>
+      <w:r>
+        <w:rPr>
+          <w:rFonts w:ascii="Helvetica Neue" w:eastAsia="Times New Roman" w:hAnsi="Helvetica Neue" w:cs="Times New Roman"/>
+          <w:color w:val="43464D"/>
+          <w:sz w:val="27"/>
+          <w:szCs w:val="27"/>
+          <w:shd w:val="clear" w:color="auto" w:fill="FFFFFF"/>
+        </w:rPr>
+        <w:t>This waiver shall remain valid unless expressly revoked by the participant or parent o</w:t>
+      </w:r>
+      <w:r>
+        <w:rPr>
+          <w:rFonts w:ascii="Helvetica Neue" w:eastAsia="Times New Roman" w:hAnsi="Helvetica Neue" w:cs="Times New Roman"/>
+          <w:color w:val="43464D"/>
+          <w:sz w:val="27"/>
+          <w:szCs w:val="27"/>
+          <w:shd w:val="clear" w:color="auto" w:fill="FFFFFF"/>
+        </w:rPr>
+        <w:t>r</w:t>
+      </w:r>
+      <w:r>
+        <w:rPr>
+          <w:rFonts w:ascii="Helvetica Neue" w:eastAsia="Times New Roman" w:hAnsi="Helvetica Neue" w:cs="Times New Roman"/>
+          <w:color w:val="43464D"/>
+          <w:sz w:val="27"/>
+          <w:szCs w:val="27"/>
+          <w:shd w:val="clear" w:color="auto" w:fill="FFFFFF"/>
+        </w:rPr>
+        <w:t xml:space="preserve"> guardian of a minor. The revocation shall be in writing which shall be delivered to the provider and shall become effective thirty (30) days after delivery to the provider.</w:t>
+      </w:r>
+      <w:r>
+        <w:rPr>
+          <w:rFonts w:ascii="Helvetica Neue" w:eastAsia="Times New Roman" w:hAnsi="Helvetica Neue" w:cs="Times New Roman"/>
+          <w:color w:val="43464D"/>
+          <w:sz w:val="27"/>
+          <w:szCs w:val="27"/>
+        </w:rPr>
+        <w:br/>
+      </w:r>
+      <w:r>
+        <w:rPr>
+          <w:rFonts w:ascii="Helvetica Neue" w:eastAsia="Times New Roman" w:hAnsi="Helvetica Neue" w:cs="Times New Roman"/>
+          <w:color w:val="43464D"/>
+          <w:sz w:val="27"/>
+          <w:szCs w:val="27"/>
+        </w:rPr>
+        <w:br/>
+      </w:r>
+      <w:r>
+        <w:rPr>
+          <w:rFonts w:ascii="Helvetica Neue" w:eastAsia="Times New Roman" w:hAnsi="Helvetica Neue" w:cs="Times New Roman"/>
+          <w:color w:val="43464D"/>
+          <w:sz w:val="27"/>
+          <w:szCs w:val="27"/>
+          <w:shd w:val="clear" w:color="auto" w:fill="FFFFFF"/>
+        </w:rPr>
+        <w:t>In the case of school-, college-, and university-sponsored classes and programs, waivers executed by a participant or parent or guardian of a participant shall apply to all project activities in which the participant is involved unless expressly revoked in writing.</w:t>
+      </w:r>
+      <w:r>
+        <w:rPr>
+          <w:rFonts w:ascii="Helvetica Neue" w:eastAsia="Times New Roman" w:hAnsi="Helvetica Neue" w:cs="Times New Roman"/>
+          <w:color w:val="43464D"/>
+          <w:sz w:val="27"/>
+          <w:szCs w:val="27"/>
+        </w:rPr>
+        <w:br/>
+      </w:r>
+      <w:r>
+        <w:rPr>
+          <w:rFonts w:ascii="Helvetica Neue" w:eastAsia="Times New Roman" w:hAnsi="Helvetica Neue" w:cs="Times New Roman"/>
+          <w:color w:val="43464D"/>
+          <w:sz w:val="27"/>
+          <w:szCs w:val="27"/>
+        </w:rPr>
+        <w:lastRenderedPageBreak/>
         <w:br/>
       </w:r>
       <w:r>
@@ -278,7 +357,6 @@
           <w:sz w:val="27"/>
           <w:szCs w:val="27"/>
         </w:rPr>
-        <w:lastRenderedPageBreak/>
         <w:br/>
       </w:r>
       <w:r>
@@ -347,16 +425,6 @@
           <w:szCs w:val="27"/>
           <w:shd w:val="clear" w:color="auto" w:fill="FFFFFF"/>
         </w:rPr>
-        <w:t xml:space="preserve"> </w:t>
-      </w:r>
-      <w:r>
-        <w:rPr>
-          <w:rFonts w:ascii="Helvetica Neue" w:eastAsia="Times New Roman" w:hAnsi="Helvetica Neue" w:cs="Times New Roman"/>
-          <w:color w:val="43464D"/>
-          <w:sz w:val="27"/>
-          <w:szCs w:val="27"/>
-          <w:shd w:val="clear" w:color="auto" w:fill="FFFFFF"/>
-        </w:rPr>
         <w:t>Lab</w:t>
       </w:r>
       <w:r>
@@ -447,17 +515,17 @@
           <w:szCs w:val="27"/>
           <w:shd w:val="clear" w:color="auto" w:fill="FFFFFF"/>
         </w:rPr>
-        <w:t>ECE Integrated Design  Studio</w:t>
-      </w:r>
-      <w:r>
-        <w:rPr>
-          <w:rFonts w:ascii="Helvetica Neue" w:eastAsia="Times New Roman" w:hAnsi="Helvetica Neue" w:cs="Times New Roman"/>
-          <w:color w:val="43464D"/>
-          <w:sz w:val="27"/>
-          <w:szCs w:val="27"/>
-          <w:shd w:val="clear" w:color="auto" w:fill="FFFFFF"/>
-        </w:rPr>
-        <w:t>. </w:t>
+        <w:t>ECE Integrated Design Studio</w:t>
+      </w:r>
+      <w:r>
+        <w:rPr>
+          <w:rFonts w:ascii="Helvetica Neue" w:eastAsia="Times New Roman" w:hAnsi="Helvetica Neue" w:cs="Times New Roman"/>
+          <w:color w:val="43464D"/>
+          <w:sz w:val="27"/>
+          <w:szCs w:val="27"/>
+          <w:shd w:val="clear" w:color="auto" w:fill="FFFFFF"/>
+        </w:rPr>
+        <w:t>.</w:t>
       </w:r>
       <w:r>
         <w:rPr>
@@ -698,7 +766,6 @@
         <w:t>Date</w:t>
       </w:r>
     </w:p>
-    <w:p/>
     <w:sectPr>
       <w:pgSz w:w="12240" w:h="15840"/>
       <w:pgMar w:top="1440" w:right="1440" w:bottom="1440" w:left="1440" w:header="720" w:footer="720" w:gutter="0"/>
@@ -710,7 +777,7 @@
 </file>
 
 <file path=word/styles.xml><?xml version="1.0" encoding="utf-8"?>
-<w:styles xmlns:mc="http://schemas.openxmlformats.org/markup-compatibility/2006" xmlns:r="http://schemas.openxmlformats.org/officeDocument/2006/relationships" xmlns:w="http://schemas.openxmlformats.org/wordprocessingml/2006/main" xmlns:w14="http://schemas.microsoft.com/office/word/2010/wordml" xmlns:w15="http://schemas.microsoft.com/office/word/2012/wordml" xmlns:w16cid="http://schemas.microsoft.com/office/word/2016/wordml/cid" xmlns:w16se="http://schemas.microsoft.com/office/word/2015/wordml/symex" mc:Ignorable="w14 w15 w16se w16cid">
+<w:styles xmlns:mc="http://schemas.openxmlformats.org/markup-compatibility/2006" xmlns:r="http://schemas.openxmlformats.org/officeDocument/2006/relationships" xmlns:w="http://schemas.openxmlformats.org/wordprocessingml/2006/main" xmlns:w14="http://schemas.microsoft.com/office/word/2010/wordml" xmlns:w15="http://schemas.microsoft.com/office/word/2012/wordml" xmlns:w16cex="http://schemas.microsoft.com/office/word/2018/wordml/cex" xmlns:w16cid="http://schemas.microsoft.com/office/word/2016/wordml/cid" xmlns:w16="http://schemas.microsoft.com/office/word/2018/wordml" xmlns:w16du="http://schemas.microsoft.com/office/word/2023/wordml/word16du" xmlns:w16sdtdh="http://schemas.microsoft.com/office/word/2020/wordml/sdtdatahash" xmlns:w16sdtfl="http://schemas.microsoft.com/office/word/2024/wordml/sdtformatlock" xmlns:w16se="http://schemas.microsoft.com/office/word/2015/wordml/symex" mc:Ignorable="w14 w15 w16se w16cid w16 w16cex w16sdtdh w16sdtfl w16du">
   <w:docDefaults>
     <w:rPrDefault>
       <w:rPr>
@@ -722,7 +789,7 @@
     </w:rPrDefault>
     <w:pPrDefault/>
   </w:docDefaults>
-  <w:latentStyles w:defLockedState="0" w:defUIPriority="99" w:defSemiHidden="0" w:defUnhideWhenUsed="0" w:defQFormat="0" w:count="375">
+  <w:latentStyles w:defLockedState="0" w:defUIPriority="99" w:defSemiHidden="0" w:defUnhideWhenUsed="0" w:defQFormat="0" w:count="376">
     <w:lsdException w:name="Normal" w:uiPriority="0" w:qFormat="1"/>
     <w:lsdException w:name="heading 1" w:uiPriority="9" w:qFormat="1"/>
     <w:lsdException w:name="heading 2" w:semiHidden="1" w:uiPriority="9" w:unhideWhenUsed="1" w:qFormat="1"/>
@@ -1096,6 +1163,7 @@
     <w:lsdException w:name="List Table 7 Colorful Accent 6" w:uiPriority="52"/>
     <w:lsdException w:name="Mention" w:semiHidden="1" w:unhideWhenUsed="1"/>
     <w:lsdException w:name="Smart Hyperlink" w:semiHidden="1" w:unhideWhenUsed="1"/>
+    <w:lsdException w:name="Smart Link" w:semiHidden="1" w:unhideWhenUsed="1"/>
   </w:latentStyles>
   <w:style w:type="paragraph" w:default="1" w:styleId="Normal">
     <w:name w:val="Normal"/>
